--- a/issledovanie-cifrovizacii/sverka-istochnikov.docx
+++ b/issledovanie-cifrovizacii/sverka-istochnikov.docx
@@ -15,7 +15,7 @@
         <w:pStyle w:val="FirstParagraph"/>
       </w:pPr>
       <w:r>
-        <w:t xml:space="preserve">К концепции v2.1 и проекту анкеты v2.1, задача Б24 № 349714. Каждая цифра сверена с текстом страницы, отчёт SITA 2025 — по полному тексту (PDF, 23 стр.).</w:t>
+        <w:t xml:space="preserve">К концепции v2.2 и проекту анкеты v2.2, задача Б24 № 349714. Каждая цифра сверена с текстом страницы, отчёт SITA 2025 — по полному тексту (PDF, 23 стр.).</w:t>
       </w:r>
     </w:p>
     <w:p>
@@ -67,7 +67,7 @@
         <w:t xml:space="preserve"> </w:t>
       </w:r>
       <w:r>
-        <w:t xml:space="preserve">7 — 1 ошибка, 3 неточности, 3 цифры с заменённым источником; все исправления внесены в документы.</w:t>
+        <w:t xml:space="preserve">8 — 1 ошибка, 4 неточности (одна — устаревший факт), 3 цифры с заменённым источником; все исправления внесены в документы.</w:t>
       </w:r>
     </w:p>
     <w:p>
@@ -83,13 +83,13 @@
           <w:bCs/>
           <w:b/>
         </w:rPr>
-        <w:t xml:space="preserve">Не удалось открыть:</w:t>
+        <w:t xml:space="preserve">Не удалось открыть при проверке:</w:t>
       </w:r>
       <w:r>
         <w:t xml:space="preserve"> </w:t>
       </w:r>
       <w:r>
-        <w:t xml:space="preserve">McKinsey и Gartner — сайты закрыты от автоматического доступа; их цифры помечены «не открыт». WEF сверен по подробному обзору Kiteworks, сайт WEF не открылся.</w:t>
+        <w:t xml:space="preserve">страницы McKinsey и Gartner. Их цифры убраны из документов, сами исследования оставлены как примеры вопросов. Если открыть ссылки в браузере и подтвердить цифры (McKinsey: 62% пробуют ИИ-агентов, 39% видят эффект на прибыль; Gartner: 85% и 80% нарастят инвестиции в ИБ и ИИ), их можно вернуть. Доклад WEF сверен по его подробному обзору от Kiteworks.</w:t>
       </w:r>
     </w:p>
     <w:p>
@@ -481,22 +481,86 @@
               <w:rPr>
                 <w:sz w:val="17"/>
               </w:rPr>
-              <w:t xml:space="preserve">страница закрыта от автоматического доступа</w:t>
-            </w:r>
-          </w:p>
-        </w:tc>
-        <w:tc>
-          <w:tcPr/>
-          <w:p>
-            <w:pPr>
-              <w:pStyle w:val="Compact"/>
-              <w:jc w:val="left"/>
-            </w:pPr>
-            <w:r>
-              <w:rPr>
-                <w:sz w:val="17"/>
-              </w:rPr>
-              <w:t xml:space="preserve">Сочи помечен «по данным СМИ (П)»; три московских аэропорта и Пулково подтверждены «Экспертом»</w:t>
+              <w:t xml:space="preserve">страница не открылась</w:t>
+            </w:r>
+          </w:p>
+        </w:tc>
+        <w:tc>
+          <w:tcPr/>
+          <w:p>
+            <w:pPr>
+              <w:pStyle w:val="Compact"/>
+              <w:jc w:val="left"/>
+            </w:pPr>
+            <w:r>
+              <w:rPr>
+                <w:sz w:val="17"/>
+              </w:rPr>
+              <w:t xml:space="preserve">Сочи — 13,7 млн пасс. в 2024 г. по «Коммерсанту» (данные аэропорта); три московских аэропорта и Пулково подтверждены «Экспертом»</w:t>
+            </w:r>
+          </w:p>
+        </w:tc>
+      </w:tr>
+      <w:tr>
+        <w:trPr>
+          <w:cantSplit/>
+        </w:trPr>
+        <w:tc>
+          <w:tcPr/>
+          <w:p>
+            <w:pPr>
+              <w:pStyle w:val="Compact"/>
+              <w:jc w:val="left"/>
+            </w:pPr>
+            <w:r>
+              <w:rPr>
+                <w:sz w:val="17"/>
+              </w:rPr>
+              <w:t xml:space="preserve">11 аэропортов юга и центра закрыты</w:t>
+            </w:r>
+          </w:p>
+        </w:tc>
+        <w:tc>
+          <w:tcPr/>
+          <w:p>
+            <w:pPr>
+              <w:pStyle w:val="Compact"/>
+              <w:jc w:val="left"/>
+            </w:pPr>
+            <w:r>
+              <w:rPr>
+                <w:bCs/>
+                <w:b/>
+                <w:sz w:val="17"/>
+              </w:rPr>
+              <w:t xml:space="preserve">Устарело:</w:t>
+            </w:r>
+            <w:r>
+              <w:rPr>
+                <w:sz w:val="17"/>
+              </w:rPr>
+              <w:t xml:space="preserve"> </w:t>
+            </w:r>
+            <w:r>
+              <w:rPr>
+                <w:sz w:val="17"/>
+              </w:rPr>
+              <w:t xml:space="preserve">в 2025 г. возобновили работу аэропорты Краснодара и Геленджика («Эксперт», «Коммерсантъ»)</w:t>
+            </w:r>
+          </w:p>
+        </w:tc>
+        <w:tc>
+          <w:tcPr/>
+          <w:p>
+            <w:pPr>
+              <w:pStyle w:val="Compact"/>
+              <w:jc w:val="left"/>
+            </w:pPr>
+            <w:r>
+              <w:rPr>
+                <w:sz w:val="17"/>
+              </w:rPr>
+              <w:t xml:space="preserve">закрыты в 2022 г.; Краснодар и Геленджик открыты в 2025 г.; статус остальных уточнить</w:t>
             </w:r>
           </w:p>
         </w:tc>

--- a/issledovanie-cifrovizacii/sverka-istochnikov.docx
+++ b/issledovanie-cifrovizacii/sverka-istochnikov.docx
@@ -83,13 +83,35 @@
           <w:bCs/>
           <w:b/>
         </w:rPr>
+        <w:t xml:space="preserve">McKinsey:</w:t>
+      </w:r>
+      <w:r>
+        <w:t xml:space="preserve"> </w:t>
+      </w:r>
+      <w:r>
+        <w:t xml:space="preserve">страница открыта вручную 26.10. На ней уже выпуск 2026 г., поэтому цифры выпуска 2025 г. (62% пробуют ИИ-агентов, 39% видят эффект на прибыль) заменены новыми: ИИ масштабирован у 44%, агентов масштабируют около 20% (в крупных компаниях — 40%), эффект на прибыль — у 37%, 32% отказались покупать ПО и сделали его сами, 60% нарастят вложения в ИИ, у 20% ИИ сдерживают затраты.</w:t>
+      </w:r>
+    </w:p>
+    <w:p>
+      <w:pPr>
+        <w:pStyle w:val="Compact"/>
+        <w:numPr>
+          <w:ilvl w:val="0"/>
+          <w:numId w:val="1001"/>
+        </w:numPr>
+      </w:pPr>
+      <w:r>
+        <w:rPr>
+          <w:bCs/>
+          <w:b/>
+        </w:rPr>
         <w:t xml:space="preserve">Не удалось открыть при проверке:</w:t>
       </w:r>
       <w:r>
         <w:t xml:space="preserve"> </w:t>
       </w:r>
       <w:r>
-        <w:t xml:space="preserve">страницы McKinsey и Gartner. Их цифры убраны из документов, сами исследования оставлены как примеры вопросов. Если открыть ссылки в браузере и подтвердить цифры (McKinsey: 62% пробуют ИИ-агентов, 39% видят эффект на прибыль; Gartner: 85% и 80% нарастят инвестиции в ИБ и ИИ), их можно вернуть. Доклад WEF сверен по его подробному обзору от Kiteworks.</w:t>
+        <w:t xml:space="preserve">страница Gartner. Её цифры убраны, исследование оставлено как пример вопросов; если подтвердить цифры (85% и 80% нарастят инвестиции в ИБ и ИИ), их можно вернуть. Доклад WEF сверен по его подробному обзору от Kiteworks.</w:t>
       </w:r>
     </w:p>
     <w:p>

--- a/issledovanie-cifrovizacii/sverka-istochnikov.docx
+++ b/issledovanie-cifrovizacii/sverka-istochnikov.docx
@@ -105,13 +105,35 @@
           <w:bCs/>
           <w:b/>
         </w:rPr>
-        <w:t xml:space="preserve">Не удалось открыть при проверке:</w:t>
+        <w:t xml:space="preserve">Gartner:</w:t>
       </w:r>
       <w:r>
         <w:t xml:space="preserve"> </w:t>
       </w:r>
       <w:r>
-        <w:t xml:space="preserve">страница Gartner. Её цифры убраны, исследование оставлено как пример вопросов; если подтвердить цифры (85% и 80% нарастят инвестиции в ИБ и ИИ), их можно вернуть. Доклад WEF сверен по его подробному обзору от Kiteworks.</w:t>
+        <w:t xml:space="preserve">страница открыта вручную 26.10, цифры подтвердились: 85% (кибербезопасность) и 80% (ИИ) — больше вложений, 78% — генеративный ИИ, 49% — ИИ-агенты; добавлены 55% (перемены в работе с поставщиками) и 39% (поставщики из своего региона). Опрос: 2 501 респондент, май–июнь 2025 г., из них 284 ИТ-руководителя госсектора вне США.</w:t>
+      </w:r>
+    </w:p>
+    <w:p>
+      <w:pPr>
+        <w:pStyle w:val="Compact"/>
+        <w:numPr>
+          <w:ilvl w:val="0"/>
+          <w:numId w:val="1001"/>
+        </w:numPr>
+      </w:pPr>
+      <w:r>
+        <w:rPr>
+          <w:bCs/>
+          <w:b/>
+        </w:rPr>
+        <w:t xml:space="preserve">WEF:</w:t>
+      </w:r>
+      <w:r>
+        <w:t xml:space="preserve"> </w:t>
+      </w:r>
+      <w:r>
+        <w:t xml:space="preserve">доклад сверен по его подробному обзору от Kiteworks.</w:t>
       </w:r>
     </w:p>
     <w:p>
